--- a/hin/docx/60.content.docx
+++ b/hin/docx/60.content.docx
@@ -19,7 +19,7 @@
         <w:rPr>
           <w:lang w:val="hi_IN" w:bidi="hi_IN"/>
         </w:rPr>
-        <w:t>Resource: अध्ययन नोट्स - पुस्तक परिचय (टिंडेल)</w:t>
+        <w:t>Resource: Tyndale Open Study Notes</w:t>
       </w:r>
       <w:r>
         <w:rPr>
@@ -112,7 +112,7 @@
         <w:rPr>
           <w:lang w:val="hi_IN" w:bidi="hi_IN"/>
         </w:rPr>
-        <w:t>अध्ययन नोट्स - पुस्तक परिचय (टिंडेल)</w:t>
+        <w:t>Tyndale Open Study Notes</w:t>
       </w:r>
     </w:p>
     <w:p>

--- a/hin/docx/60.content.docx
+++ b/hin/docx/60.content.docx
@@ -19,7 +19,7 @@
         <w:rPr>
           <w:lang w:val="hi_IN" w:bidi="hi_IN"/>
         </w:rPr>
-        <w:t>Resource: Tyndale Open Study Notes</w:t>
+        <w:t>Resource: Aquifer Open Study Notes (Book Intros)</w:t>
       </w:r>
       <w:r>
         <w:rPr>
@@ -112,7 +112,7 @@
         <w:rPr>
           <w:lang w:val="hi_IN" w:bidi="hi_IN"/>
         </w:rPr>
-        <w:t>Tyndale Open Study Notes</w:t>
+        <w:t>Aquifer Open Study Notes (Book Intros)</w:t>
       </w:r>
     </w:p>
     <w:p>

--- a/hin/docx/60.content.docx
+++ b/hin/docx/60.content.docx
@@ -272,72 +272,48 @@
         </w:rPr>
         <w:t>इसी परिस्थिति को 1 पतरस संबोधित करता है। विश्वासियों को बहुत कठिन परीक्षाओं से गुजरना पड़ रहा था (</w:t>
       </w:r>
-      <w:hyperlink r:id="rId13">
-        <w:r>
-          <w:rPr>
-            <w:lang w:val="hi_IN" w:bidi="hi_IN"/>
-          </w:rPr>
-          <w:rPr>
-            <w:color w:val="0000EE"/>
-            <w:u w:val="single"/>
-          </w:rPr>
-          <w:t>1:6</w:t>
-        </w:r>
-      </w:hyperlink>
+      <w:r>
+        <w:rPr>
+          <w:lang w:val="hi_IN" w:bidi="hi_IN"/>
+        </w:rPr>
+        <w:t>1:6</w:t>
+      </w:r>
       <w:r>
         <w:rPr>
           <w:lang w:val="hi_IN" w:bidi="hi_IN"/>
         </w:rPr>
         <w:t xml:space="preserve">; </w:t>
       </w:r>
-      <w:hyperlink r:id="rId14">
-        <w:r>
-          <w:rPr>
-            <w:lang w:val="hi_IN" w:bidi="hi_IN"/>
-          </w:rPr>
-          <w:rPr>
-            <w:color w:val="0000EE"/>
-            <w:u w:val="single"/>
-          </w:rPr>
-          <w:t>4:12</w:t>
-        </w:r>
-      </w:hyperlink>
+      <w:r>
+        <w:rPr>
+          <w:lang w:val="hi_IN" w:bidi="hi_IN"/>
+        </w:rPr>
+        <w:t>4:12</w:t>
+      </w:r>
       <w:r>
         <w:rPr>
           <w:lang w:val="hi_IN" w:bidi="hi_IN"/>
         </w:rPr>
         <w:t>) और अन्य समूह उनके विरुद्ध बुरी बातें कह रहे थे (</w:t>
       </w:r>
-      <w:hyperlink r:id="rId15">
-        <w:r>
-          <w:rPr>
-            <w:lang w:val="hi_IN" w:bidi="hi_IN"/>
-          </w:rPr>
-          <w:rPr>
-            <w:color w:val="0000EE"/>
-            <w:u w:val="single"/>
-          </w:rPr>
-          <w:t>4:4</w:t>
-        </w:r>
-      </w:hyperlink>
+      <w:r>
+        <w:rPr>
+          <w:lang w:val="hi_IN" w:bidi="hi_IN"/>
+        </w:rPr>
+        <w:t>4:4</w:t>
+      </w:r>
       <w:r>
         <w:rPr>
           <w:lang w:val="hi_IN" w:bidi="hi_IN"/>
         </w:rPr>
         <w:t xml:space="preserve">; देखें </w:t>
       </w:r>
-      <w:hyperlink r:id="rId16">
-        <w:r>
-          <w:rPr>
-            <w:lang w:val="hi_IN" w:bidi="hi_IN"/>
-          </w:rPr>
-          <w:rPr>
-            <w:color w:val="0000EE"/>
-            <w:u w:val="single"/>
-          </w:rPr>
-          <w:t>3:16</w:t>
-        </w:r>
-      </w:hyperlink>
+      <w:r>
+        <w:rPr>
+          <w:lang w:val="hi_IN" w:bidi="hi_IN"/>
+        </w:rPr>
+        <w:t>3:16</w:t>
+      </w:r>
       <w:r>
         <w:rPr>
           <w:lang w:val="hi_IN" w:bidi="hi_IN"/>
@@ -383,126 +359,84 @@
         </w:rPr>
         <w:t>पत्र के एक विशेष प्रारंभ के बाद (</w:t>
       </w:r>
-      <w:hyperlink r:id="rId17">
-        <w:r>
-          <w:rPr>
-            <w:lang w:val="hi_IN" w:bidi="hi_IN"/>
-          </w:rPr>
-          <w:rPr>
-            <w:color w:val="0000EE"/>
-            <w:u w:val="single"/>
-          </w:rPr>
-          <w:t>1:1–2</w:t>
-        </w:r>
-      </w:hyperlink>
+      <w:r>
+        <w:rPr>
+          <w:lang w:val="hi_IN" w:bidi="hi_IN"/>
+        </w:rPr>
+        <w:t>1:1–2</w:t>
+      </w:r>
       <w:r>
         <w:rPr>
           <w:lang w:val="hi_IN" w:bidi="hi_IN"/>
         </w:rPr>
         <w:t>), पतरस अपने पाठकों को पहले खंड (</w:t>
       </w:r>
-      <w:hyperlink r:id="rId18">
-        <w:r>
-          <w:rPr>
-            <w:lang w:val="hi_IN" w:bidi="hi_IN"/>
-          </w:rPr>
-          <w:rPr>
-            <w:color w:val="0000EE"/>
-            <w:u w:val="single"/>
-          </w:rPr>
-          <w:t>1:3–2:12</w:t>
-        </w:r>
-      </w:hyperlink>
+      <w:r>
+        <w:rPr>
+          <w:lang w:val="hi_IN" w:bidi="hi_IN"/>
+        </w:rPr>
+        <w:t>1:3–2:12</w:t>
+      </w:r>
       <w:r>
         <w:rPr>
           <w:lang w:val="hi_IN" w:bidi="hi_IN"/>
         </w:rPr>
         <w:t>) में यह समझाने के लिए प्रोत्साहित करते हैं कि उनका वर्तमान अस्थायी कष्ट उनके विश्वास को मजबूत करने और उद्धार प्राप्त करने की तैयारी का एक हिस्सा है (</w:t>
       </w:r>
-      <w:hyperlink r:id="rId19">
-        <w:r>
-          <w:rPr>
-            <w:lang w:val="hi_IN" w:bidi="hi_IN"/>
-          </w:rPr>
-          <w:rPr>
-            <w:color w:val="0000EE"/>
-            <w:u w:val="single"/>
-          </w:rPr>
-          <w:t>1:3–9</w:t>
-        </w:r>
-      </w:hyperlink>
+      <w:r>
+        <w:rPr>
+          <w:lang w:val="hi_IN" w:bidi="hi_IN"/>
+        </w:rPr>
+        <w:t>1:3–9</w:t>
+      </w:r>
       <w:r>
         <w:rPr>
           <w:lang w:val="hi_IN" w:bidi="hi_IN"/>
         </w:rPr>
         <w:t>)। यह उद्धार इतना महान है कि भविष्यद्वक्ताओं ने इसकी भविष्यवाणी की और स्वर्गदूत भी इसे समझने का प्रयास करते (</w:t>
       </w:r>
-      <w:hyperlink r:id="rId20">
-        <w:r>
-          <w:rPr>
-            <w:lang w:val="hi_IN" w:bidi="hi_IN"/>
-          </w:rPr>
-          <w:rPr>
-            <w:color w:val="0000EE"/>
-            <w:u w:val="single"/>
-          </w:rPr>
-          <w:t>1:10–12</w:t>
-        </w:r>
-      </w:hyperlink>
+      <w:r>
+        <w:rPr>
+          <w:lang w:val="hi_IN" w:bidi="hi_IN"/>
+        </w:rPr>
+        <w:t>1:10–12</w:t>
+      </w:r>
       <w:r>
         <w:rPr>
           <w:lang w:val="hi_IN" w:bidi="hi_IN"/>
         </w:rPr>
         <w:t>)। इस उद्धार के उपहार को पाकर विश्वासियों का जीवन पवित्र होना चाहिए, जो यह पहचानता है कि परमेश्वर ने हमारे उद्धार की क्या बड़ी कीमत चुकाई है (</w:t>
       </w:r>
-      <w:hyperlink r:id="rId21">
-        <w:r>
-          <w:rPr>
-            <w:lang w:val="hi_IN" w:bidi="hi_IN"/>
-          </w:rPr>
-          <w:rPr>
-            <w:color w:val="0000EE"/>
-            <w:u w:val="single"/>
-          </w:rPr>
-          <w:t>1:13–21</w:t>
-        </w:r>
-      </w:hyperlink>
+      <w:r>
+        <w:rPr>
+          <w:lang w:val="hi_IN" w:bidi="hi_IN"/>
+        </w:rPr>
+        <w:t>1:13–21</w:t>
+      </w:r>
       <w:r>
         <w:rPr>
           <w:lang w:val="hi_IN" w:bidi="hi_IN"/>
         </w:rPr>
         <w:t>)। यह खंड मसीही विश्वासियों के प्रति प्रेम और धीरज के आह्वान (</w:t>
       </w:r>
-      <w:hyperlink r:id="rId22">
-        <w:r>
-          <w:rPr>
-            <w:lang w:val="hi_IN" w:bidi="hi_IN"/>
-          </w:rPr>
-          <w:rPr>
-            <w:color w:val="0000EE"/>
-            <w:u w:val="single"/>
-          </w:rPr>
-          <w:t>1:22–2:3</w:t>
-        </w:r>
-      </w:hyperlink>
+      <w:r>
+        <w:rPr>
+          <w:lang w:val="hi_IN" w:bidi="hi_IN"/>
+        </w:rPr>
+        <w:t>1:22–2:3</w:t>
+      </w:r>
       <w:r>
         <w:rPr>
           <w:lang w:val="hi_IN" w:bidi="hi_IN"/>
         </w:rPr>
         <w:t>) और नए वाचा के लोगों के रूप में हमारी स्थिति की याद दिलाने के साथ समाप्त होता है (</w:t>
       </w:r>
-      <w:hyperlink r:id="rId23">
-        <w:r>
-          <w:rPr>
-            <w:lang w:val="hi_IN" w:bidi="hi_IN"/>
-          </w:rPr>
-          <w:rPr>
-            <w:color w:val="0000EE"/>
-            <w:u w:val="single"/>
-          </w:rPr>
-          <w:t>2:4–12</w:t>
-        </w:r>
-      </w:hyperlink>
+      <w:r>
+        <w:rPr>
+          <w:lang w:val="hi_IN" w:bidi="hi_IN"/>
+        </w:rPr>
+        <w:t>2:4–12</w:t>
+      </w:r>
       <w:r>
         <w:rPr>
           <w:lang w:val="hi_IN" w:bidi="hi_IN"/>
@@ -523,108 +457,72 @@
         </w:rPr>
         <w:t>पत्र का दूसरा भाग (</w:t>
       </w:r>
-      <w:hyperlink r:id="rId24">
-        <w:r>
-          <w:rPr>
-            <w:lang w:val="hi_IN" w:bidi="hi_IN"/>
-          </w:rPr>
-          <w:rPr>
-            <w:color w:val="0000EE"/>
-            <w:u w:val="single"/>
-          </w:rPr>
-          <w:t>2:13–3:12</w:t>
-        </w:r>
-      </w:hyperlink>
+      <w:r>
+        <w:rPr>
+          <w:lang w:val="hi_IN" w:bidi="hi_IN"/>
+        </w:rPr>
+        <w:t>2:13–3:12</w:t>
+      </w:r>
       <w:r>
         <w:rPr>
           <w:lang w:val="hi_IN" w:bidi="hi_IN"/>
         </w:rPr>
         <w:t>) मसीहियों को शत्रुतापूर्ण संसार के सामने एक साक्षी के रूप में मान्य अधिकारियों के अधीन रहने के लिए प्रोत्साहित करता है। मसीहियों को सरकार के अधिकार को स्वीकार करना चाहिए (</w:t>
       </w:r>
-      <w:hyperlink r:id="rId25">
-        <w:r>
-          <w:rPr>
-            <w:lang w:val="hi_IN" w:bidi="hi_IN"/>
-          </w:rPr>
-          <w:rPr>
-            <w:color w:val="0000EE"/>
-            <w:u w:val="single"/>
-          </w:rPr>
-          <w:t>2:13–17</w:t>
-        </w:r>
-      </w:hyperlink>
+      <w:r>
+        <w:rPr>
+          <w:lang w:val="hi_IN" w:bidi="hi_IN"/>
+        </w:rPr>
+        <w:t>2:13–17</w:t>
+      </w:r>
       <w:r>
         <w:rPr>
           <w:lang w:val="hi_IN" w:bidi="hi_IN"/>
         </w:rPr>
         <w:t>), मसीही दासों को अपने स्वामियों के अधिकार को स्वीकार करना चाहिए (</w:t>
       </w:r>
-      <w:hyperlink r:id="rId26">
-        <w:r>
-          <w:rPr>
-            <w:lang w:val="hi_IN" w:bidi="hi_IN"/>
-          </w:rPr>
-          <w:rPr>
-            <w:color w:val="0000EE"/>
-            <w:u w:val="single"/>
-          </w:rPr>
-          <w:t>2:18–25</w:t>
-        </w:r>
-      </w:hyperlink>
+      <w:r>
+        <w:rPr>
+          <w:lang w:val="hi_IN" w:bidi="hi_IN"/>
+        </w:rPr>
+        <w:t>2:18–25</w:t>
+      </w:r>
       <w:r>
         <w:rPr>
           <w:lang w:val="hi_IN" w:bidi="hi_IN"/>
         </w:rPr>
         <w:t>) और मसीही पत्नियों को अपने पतियों के अधिकार को स्वीकार करना चाहिए (</w:t>
       </w:r>
-      <w:hyperlink r:id="rId27">
-        <w:r>
-          <w:rPr>
-            <w:lang w:val="hi_IN" w:bidi="hi_IN"/>
-          </w:rPr>
-          <w:rPr>
-            <w:color w:val="0000EE"/>
-            <w:u w:val="single"/>
-          </w:rPr>
-          <w:t>3:1–6</w:t>
-        </w:r>
-      </w:hyperlink>
+      <w:r>
+        <w:rPr>
+          <w:lang w:val="hi_IN" w:bidi="hi_IN"/>
+        </w:rPr>
+        <w:t>3:1–6</w:t>
+      </w:r>
       <w:r>
         <w:rPr>
           <w:lang w:val="hi_IN" w:bidi="hi_IN"/>
         </w:rPr>
         <w:t>)। वहीं, पतियों को अपनी पत्नियों का आदर करना चाहिए (</w:t>
       </w:r>
-      <w:hyperlink r:id="rId28">
-        <w:r>
-          <w:rPr>
-            <w:lang w:val="hi_IN" w:bidi="hi_IN"/>
-          </w:rPr>
-          <w:rPr>
-            <w:color w:val="0000EE"/>
-            <w:u w:val="single"/>
-          </w:rPr>
-          <w:t>3:7</w:t>
-        </w:r>
-      </w:hyperlink>
+      <w:r>
+        <w:rPr>
+          <w:lang w:val="hi_IN" w:bidi="hi_IN"/>
+        </w:rPr>
+        <w:t>3:7</w:t>
+      </w:r>
       <w:r>
         <w:rPr>
           <w:lang w:val="hi_IN" w:bidi="hi_IN"/>
         </w:rPr>
         <w:t>)। यह खंड उन सामान्य उपदेशों के साथ समाप्त होता है जो उस आचरण की शिक्षा देते हैं जिसे परमेश्वर प्रतिफल देता है (</w:t>
       </w:r>
-      <w:hyperlink r:id="rId29">
-        <w:r>
-          <w:rPr>
-            <w:lang w:val="hi_IN" w:bidi="hi_IN"/>
-          </w:rPr>
-          <w:rPr>
-            <w:color w:val="0000EE"/>
-            <w:u w:val="single"/>
-          </w:rPr>
-          <w:t>3:8–12</w:t>
-        </w:r>
-      </w:hyperlink>
+      <w:r>
+        <w:rPr>
+          <w:lang w:val="hi_IN" w:bidi="hi_IN"/>
+        </w:rPr>
+        <w:t>3:8–12</w:t>
+      </w:r>
       <w:r>
         <w:rPr>
           <w:lang w:val="hi_IN" w:bidi="hi_IN"/>
@@ -645,90 +543,60 @@
         </w:rPr>
         <w:t>तीसरा भाग (</w:t>
       </w:r>
-      <w:hyperlink r:id="rId30">
-        <w:r>
-          <w:rPr>
-            <w:lang w:val="hi_IN" w:bidi="hi_IN"/>
-          </w:rPr>
-          <w:rPr>
-            <w:color w:val="0000EE"/>
-            <w:u w:val="single"/>
-          </w:rPr>
-          <w:t>3:13–4:11</w:t>
-        </w:r>
-      </w:hyperlink>
+      <w:r>
+        <w:rPr>
+          <w:lang w:val="hi_IN" w:bidi="hi_IN"/>
+        </w:rPr>
+        <w:t>3:13–4:11</w:t>
+      </w:r>
       <w:r>
         <w:rPr>
           <w:lang w:val="hi_IN" w:bidi="hi_IN"/>
         </w:rPr>
         <w:t>) सामाजिक दबावों का सम्मानजनक और सम्मानपूर्ण व्यवहार के साथ सामना करने की चुनौती के साथ शुरू होता है, भले ही इसके परिणामस्वरूप दुर्व्यवहार ही क्यों न हो (</w:t>
       </w:r>
-      <w:hyperlink r:id="rId31">
-        <w:r>
-          <w:rPr>
-            <w:lang w:val="hi_IN" w:bidi="hi_IN"/>
-          </w:rPr>
-          <w:rPr>
-            <w:color w:val="0000EE"/>
-            <w:u w:val="single"/>
-          </w:rPr>
-          <w:t>3:13–17</w:t>
-        </w:r>
-      </w:hyperlink>
+      <w:r>
+        <w:rPr>
+          <w:lang w:val="hi_IN" w:bidi="hi_IN"/>
+        </w:rPr>
+        <w:t>3:13–17</w:t>
+      </w:r>
       <w:r>
         <w:rPr>
           <w:lang w:val="hi_IN" w:bidi="hi_IN"/>
         </w:rPr>
         <w:t>)। पतरस अपने पाठकों को याद दिलाते हैं कि उद्धार की आशा मसीह के जीवन, मृत्यु, पुनरुत्थान और स्वर्गारोहण के कारण सुरक्षित है (</w:t>
       </w:r>
-      <w:hyperlink r:id="rId32">
-        <w:r>
-          <w:rPr>
-            <w:lang w:val="hi_IN" w:bidi="hi_IN"/>
-          </w:rPr>
-          <w:rPr>
-            <w:color w:val="0000EE"/>
-            <w:u w:val="single"/>
-          </w:rPr>
-          <w:t>3:18–22</w:t>
-        </w:r>
-      </w:hyperlink>
+      <w:r>
+        <w:rPr>
+          <w:lang w:val="hi_IN" w:bidi="hi_IN"/>
+        </w:rPr>
+        <w:t>3:18–22</w:t>
+      </w:r>
       <w:r>
         <w:rPr>
           <w:lang w:val="hi_IN" w:bidi="hi_IN"/>
         </w:rPr>
         <w:t>)। पतरस संसार के मार्गों और मूल्यों को त्यागने के अपने आह्वान को दोहराते हैं (</w:t>
       </w:r>
-      <w:hyperlink r:id="rId33">
-        <w:r>
-          <w:rPr>
-            <w:lang w:val="hi_IN" w:bidi="hi_IN"/>
-          </w:rPr>
-          <w:rPr>
-            <w:color w:val="0000EE"/>
-            <w:u w:val="single"/>
-          </w:rPr>
-          <w:t>4:1–6</w:t>
-        </w:r>
-      </w:hyperlink>
+      <w:r>
+        <w:rPr>
+          <w:lang w:val="hi_IN" w:bidi="hi_IN"/>
+        </w:rPr>
+        <w:t>4:1–6</w:t>
+      </w:r>
       <w:r>
         <w:rPr>
           <w:lang w:val="hi_IN" w:bidi="hi_IN"/>
         </w:rPr>
         <w:t>) और विभिन्न उपदेशों के साथ निष्कर्ष निकालते हैं (</w:t>
       </w:r>
-      <w:hyperlink r:id="rId34">
-        <w:r>
-          <w:rPr>
-            <w:lang w:val="hi_IN" w:bidi="hi_IN"/>
-          </w:rPr>
-          <w:rPr>
-            <w:color w:val="0000EE"/>
-            <w:u w:val="single"/>
-          </w:rPr>
-          <w:t>4:7–11</w:t>
-        </w:r>
-      </w:hyperlink>
+      <w:r>
+        <w:rPr>
+          <w:lang w:val="hi_IN" w:bidi="hi_IN"/>
+        </w:rPr>
+        <w:t>4:7–11</w:t>
+      </w:r>
       <w:r>
         <w:rPr>
           <w:lang w:val="hi_IN" w:bidi="hi_IN"/>
@@ -749,108 +617,72 @@
         </w:rPr>
         <w:t>पत्र का चौथा भाग (</w:t>
       </w:r>
-      <w:hyperlink r:id="rId35">
-        <w:r>
-          <w:rPr>
-            <w:lang w:val="hi_IN" w:bidi="hi_IN"/>
-          </w:rPr>
-          <w:rPr>
-            <w:color w:val="0000EE"/>
-            <w:u w:val="single"/>
-          </w:rPr>
-          <w:t>4:12–5:11</w:t>
-        </w:r>
-      </w:hyperlink>
+      <w:r>
+        <w:rPr>
+          <w:lang w:val="hi_IN" w:bidi="hi_IN"/>
+        </w:rPr>
+        <w:t>4:12–5:11</w:t>
+      </w:r>
       <w:r>
         <w:rPr>
           <w:lang w:val="hi_IN" w:bidi="hi_IN"/>
         </w:rPr>
         <w:t>) दुःख और कष्टों के बीच दृढ़ रहने के अंतिम आह्वान के साथ प्रारंभ होता है (</w:t>
       </w:r>
-      <w:hyperlink r:id="rId36">
-        <w:r>
-          <w:rPr>
-            <w:lang w:val="hi_IN" w:bidi="hi_IN"/>
-          </w:rPr>
-          <w:rPr>
-            <w:color w:val="0000EE"/>
-            <w:u w:val="single"/>
-          </w:rPr>
-          <w:t>4:12–19</w:t>
-        </w:r>
-      </w:hyperlink>
+      <w:r>
+        <w:rPr>
+          <w:lang w:val="hi_IN" w:bidi="hi_IN"/>
+        </w:rPr>
+        <w:t>4:12–19</w:t>
+      </w:r>
       <w:r>
         <w:rPr>
           <w:lang w:val="hi_IN" w:bidi="hi_IN"/>
         </w:rPr>
         <w:t>)। इसके बाद पतरस प्राचीनों (</w:t>
       </w:r>
-      <w:hyperlink r:id="rId37">
-        <w:r>
-          <w:rPr>
-            <w:lang w:val="hi_IN" w:bidi="hi_IN"/>
-          </w:rPr>
-          <w:rPr>
-            <w:color w:val="0000EE"/>
-            <w:u w:val="single"/>
-          </w:rPr>
-          <w:t>5:1–4</w:t>
-        </w:r>
-      </w:hyperlink>
+      <w:r>
+        <w:rPr>
+          <w:lang w:val="hi_IN" w:bidi="hi_IN"/>
+        </w:rPr>
+        <w:t>5:1–4</w:t>
+      </w:r>
       <w:r>
         <w:rPr>
           <w:lang w:val="hi_IN" w:bidi="hi_IN"/>
         </w:rPr>
         <w:t>), युवाओं (</w:t>
       </w:r>
-      <w:hyperlink r:id="rId38">
-        <w:r>
-          <w:rPr>
-            <w:lang w:val="hi_IN" w:bidi="hi_IN"/>
-          </w:rPr>
-          <w:rPr>
-            <w:color w:val="0000EE"/>
-            <w:u w:val="single"/>
-          </w:rPr>
-          <w:t>5:5</w:t>
-        </w:r>
-      </w:hyperlink>
+      <w:r>
+        <w:rPr>
+          <w:lang w:val="hi_IN" w:bidi="hi_IN"/>
+        </w:rPr>
+        <w:t>5:5</w:t>
+      </w:r>
       <w:r>
         <w:rPr>
           <w:lang w:val="hi_IN" w:bidi="hi_IN"/>
         </w:rPr>
         <w:t>) और संपूर्ण कलीसिया (</w:t>
       </w:r>
-      <w:hyperlink r:id="rId39">
-        <w:r>
-          <w:rPr>
-            <w:lang w:val="hi_IN" w:bidi="hi_IN"/>
-          </w:rPr>
-          <w:rPr>
-            <w:color w:val="0000EE"/>
-            <w:u w:val="single"/>
-          </w:rPr>
-          <w:t>5:5–11</w:t>
-        </w:r>
-      </w:hyperlink>
+      <w:r>
+        <w:rPr>
+          <w:lang w:val="hi_IN" w:bidi="hi_IN"/>
+        </w:rPr>
+        <w:t>5:5–11</w:t>
+      </w:r>
       <w:r>
         <w:rPr>
           <w:lang w:val="hi_IN" w:bidi="hi_IN"/>
         </w:rPr>
         <w:t>) को निर्देश देते हैं। पत्र का समापन सामान्य अभिवादन के साथ होता है (</w:t>
       </w:r>
-      <w:hyperlink r:id="rId40">
-        <w:r>
-          <w:rPr>
-            <w:lang w:val="hi_IN" w:bidi="hi_IN"/>
-          </w:rPr>
-          <w:rPr>
-            <w:color w:val="0000EE"/>
-            <w:u w:val="single"/>
-          </w:rPr>
-          <w:t>5:12–14</w:t>
-        </w:r>
-      </w:hyperlink>
+      <w:r>
+        <w:rPr>
+          <w:lang w:val="hi_IN" w:bidi="hi_IN"/>
+        </w:rPr>
+        <w:t>5:12–14</w:t>
+      </w:r>
       <w:r>
         <w:rPr>
           <w:lang w:val="hi_IN" w:bidi="hi_IN"/>
@@ -882,18 +714,12 @@
         </w:rPr>
         <w:t>पत्र का प्रारंभिक वचन लेखक के रूप में प्रेरित पतरस और प्राप्तकर्ताओं के रूप में “ईश्वर के चुने हुए लोग” को पहचानता है जो “पुन्तुस, गलातिया, कप्पदूकिया, आसिया, और बितूनिया” में रह रहे थे। ये रोमी प्रांत एशिया के उपद्वीपों के उत्तरी भाग में स्थित थे, जो आज के तुर्की का अधिकांश हिस्सा बनाता है। हमें पतरस के इस क्षेत्र का दौरा करने का कोई अभिलेख नहीं मिलता और पत्र में भी इस तरह के किसी दौरे का संकेत नहीं मिलता। वास्तव में, हमें यरूशलेम और यहूदिया में पतरस की सेवकाई के शुरुआती दिनों के बाद उसकी गतिविधियों और क्रियाकलापों के बारे में बहुत कम जानकारी है (</w:t>
       </w:r>
-      <w:hyperlink r:id="rId41">
-        <w:r>
-          <w:rPr>
-            <w:lang w:val="hi_IN" w:bidi="hi_IN"/>
-          </w:rPr>
-          <w:rPr>
-            <w:color w:val="0000EE"/>
-            <w:u w:val="single"/>
-          </w:rPr>
-          <w:t>प्रेरि 1:1–12:25</w:t>
-        </w:r>
-      </w:hyperlink>
+      <w:r>
+        <w:rPr>
+          <w:lang w:val="hi_IN" w:bidi="hi_IN"/>
+        </w:rPr>
+        <w:t>प्रेरि 1:1–12:25</w:t>
+      </w:r>
       <w:r>
         <w:rPr>
           <w:lang w:val="hi_IN" w:bidi="hi_IN"/>
@@ -912,72 +738,48 @@
         </w:rPr>
         <w:t xml:space="preserve"> पर चले गए" (</w:t>
       </w:r>
-      <w:hyperlink r:id="rId42">
-        <w:r>
-          <w:rPr>
-            <w:lang w:val="hi_IN" w:bidi="hi_IN"/>
-          </w:rPr>
-          <w:rPr>
-            <w:color w:val="0000EE"/>
-            <w:u w:val="single"/>
-          </w:rPr>
-          <w:t>प्रेरि 12:17</w:t>
-        </w:r>
-      </w:hyperlink>
+      <w:r>
+        <w:rPr>
+          <w:lang w:val="hi_IN" w:bidi="hi_IN"/>
+        </w:rPr>
+        <w:t>प्रेरि 12:17</w:t>
+      </w:r>
       <w:r>
         <w:rPr>
           <w:lang w:val="hi_IN" w:bidi="hi_IN"/>
         </w:rPr>
         <w:t>)। अटकलें बहुत हैं, लेकिन हमें वास्तव में नहीं पता कि वे कहाँ गए। पतरस यरूशलेम में हुई सभा (</w:t>
       </w:r>
-      <w:hyperlink r:id="rId43">
-        <w:r>
-          <w:rPr>
-            <w:lang w:val="hi_IN" w:bidi="hi_IN"/>
-          </w:rPr>
-          <w:rPr>
-            <w:color w:val="0000EE"/>
-            <w:u w:val="single"/>
-          </w:rPr>
-          <w:t>प्रेरि 15:1–41</w:t>
-        </w:r>
-      </w:hyperlink>
+      <w:r>
+        <w:rPr>
+          <w:lang w:val="hi_IN" w:bidi="hi_IN"/>
+        </w:rPr>
+        <w:t>प्रेरि 15:1–41</w:t>
+      </w:r>
       <w:r>
         <w:rPr>
           <w:lang w:val="hi_IN" w:bidi="hi_IN"/>
         </w:rPr>
         <w:t xml:space="preserve">; ईस्वी 49~50) के लिए वापस आए थे और शायद कुरिन्थुस में कुछ समय तक सेवकाई कर रहे थे (देखें </w:t>
       </w:r>
-      <w:hyperlink r:id="rId44">
-        <w:r>
-          <w:rPr>
-            <w:lang w:val="hi_IN" w:bidi="hi_IN"/>
-          </w:rPr>
-          <w:rPr>
-            <w:color w:val="0000EE"/>
-            <w:u w:val="single"/>
-          </w:rPr>
-          <w:t>1 कुरि 1:12</w:t>
-        </w:r>
-      </w:hyperlink>
+      <w:r>
+        <w:rPr>
+          <w:lang w:val="hi_IN" w:bidi="hi_IN"/>
+        </w:rPr>
+        <w:t>1 कुरि 1:12</w:t>
+      </w:r>
       <w:r>
         <w:rPr>
           <w:lang w:val="hi_IN" w:bidi="hi_IN"/>
         </w:rPr>
         <w:t xml:space="preserve">; </w:t>
       </w:r>
-      <w:hyperlink r:id="rId45">
-        <w:r>
-          <w:rPr>
-            <w:lang w:val="hi_IN" w:bidi="hi_IN"/>
-          </w:rPr>
-          <w:rPr>
-            <w:color w:val="0000EE"/>
-            <w:u w:val="single"/>
-          </w:rPr>
-          <w:t>9:5</w:t>
-        </w:r>
-      </w:hyperlink>
+      <w:r>
+        <w:rPr>
+          <w:lang w:val="hi_IN" w:bidi="hi_IN"/>
+        </w:rPr>
+        <w:t>9:5</w:t>
+      </w:r>
       <w:r>
         <w:rPr>
           <w:lang w:val="hi_IN" w:bidi="hi_IN"/>
@@ -996,18 +798,12 @@
         </w:rPr>
         <w:t xml:space="preserve"> में भी थे (</w:t>
       </w:r>
-      <w:hyperlink r:id="rId46">
-        <w:r>
-          <w:rPr>
-            <w:lang w:val="hi_IN" w:bidi="hi_IN"/>
-          </w:rPr>
-          <w:rPr>
-            <w:color w:val="0000EE"/>
-            <w:u w:val="single"/>
-          </w:rPr>
-          <w:t>गला 2:11–16</w:t>
-        </w:r>
-      </w:hyperlink>
+      <w:r>
+        <w:rPr>
+          <w:lang w:val="hi_IN" w:bidi="hi_IN"/>
+        </w:rPr>
+        <w:t>गला 2:11–16</w:t>
+      </w:r>
       <w:r>
         <w:rPr>
           <w:lang w:val="hi_IN" w:bidi="hi_IN"/>
@@ -1051,18 +847,12 @@
         </w:rPr>
         <w:t xml:space="preserve"> में आपकी बहन कलीसिया” (</w:t>
       </w:r>
-      <w:hyperlink r:id="rId47">
-        <w:r>
-          <w:rPr>
-            <w:lang w:val="hi_IN" w:bidi="hi_IN"/>
-          </w:rPr>
-          <w:rPr>
-            <w:color w:val="0000EE"/>
-            <w:u w:val="single"/>
-          </w:rPr>
-          <w:t>5:13</w:t>
-        </w:r>
-      </w:hyperlink>
+      <w:r>
+        <w:rPr>
+          <w:lang w:val="hi_IN" w:bidi="hi_IN"/>
+        </w:rPr>
+        <w:t>5:13</w:t>
+      </w:r>
       <w:r>
         <w:rPr>
           <w:lang w:val="hi_IN" w:bidi="hi_IN"/>
@@ -1105,36 +895,24 @@
         </w:rPr>
         <w:t xml:space="preserve"> को रोम के लिए कोड शब्द के रूप में उपयोग करती है (देखें </w:t>
       </w:r>
-      <w:hyperlink r:id="rId48">
-        <w:r>
-          <w:rPr>
-            <w:lang w:val="hi_IN" w:bidi="hi_IN"/>
-          </w:rPr>
-          <w:rPr>
-            <w:color w:val="0000EE"/>
-            <w:u w:val="single"/>
-          </w:rPr>
-          <w:t>प्रका 17:5</w:t>
-        </w:r>
-      </w:hyperlink>
+      <w:r>
+        <w:rPr>
+          <w:lang w:val="hi_IN" w:bidi="hi_IN"/>
+        </w:rPr>
+        <w:t>प्रका 17:5</w:t>
+      </w:r>
       <w:r>
         <w:rPr>
           <w:lang w:val="hi_IN" w:bidi="hi_IN"/>
         </w:rPr>
         <w:t xml:space="preserve">) और पतरस शायद वही कर रहे थे। यदि पतरस ने यह पत्र रोम से लिखा था, तो यह संभावना है कि यह उनके जीवन के अंत के करीब लिखा गया होगा। यह अनुमान मरकुस की पतरस के साथ उपस्थिति (देखें </w:t>
       </w:r>
-      <w:hyperlink r:id="rId47">
-        <w:r>
-          <w:rPr>
-            <w:lang w:val="hi_IN" w:bidi="hi_IN"/>
-          </w:rPr>
-          <w:rPr>
-            <w:color w:val="0000EE"/>
-            <w:u w:val="single"/>
-          </w:rPr>
-          <w:t>1 पत 5:13</w:t>
-        </w:r>
-      </w:hyperlink>
+      <w:r>
+        <w:rPr>
+          <w:lang w:val="hi_IN" w:bidi="hi_IN"/>
+        </w:rPr>
+        <w:t>1 पत 5:13</w:t>
+      </w:r>
       <w:r>
         <w:rPr>
           <w:lang w:val="hi_IN" w:bidi="hi_IN"/>
@@ -1211,72 +989,48 @@
         </w:rPr>
         <w:t>" (</w:t>
       </w:r>
-      <w:hyperlink r:id="rId49">
-        <w:r>
-          <w:rPr>
-            <w:lang w:val="hi_IN" w:bidi="hi_IN"/>
-          </w:rPr>
-          <w:rPr>
-            <w:color w:val="0000EE"/>
-            <w:u w:val="single"/>
-          </w:rPr>
-          <w:t>1:12</w:t>
-        </w:r>
-      </w:hyperlink>
+      <w:r>
+        <w:rPr>
+          <w:lang w:val="hi_IN" w:bidi="hi_IN"/>
+        </w:rPr>
+        <w:t>1:12</w:t>
+      </w:r>
       <w:r>
         <w:rPr>
           <w:lang w:val="hi_IN" w:bidi="hi_IN"/>
         </w:rPr>
         <w:t xml:space="preserve">; देखें </w:t>
       </w:r>
-      <w:hyperlink r:id="rId50">
-        <w:r>
-          <w:rPr>
-            <w:lang w:val="hi_IN" w:bidi="hi_IN"/>
-          </w:rPr>
-          <w:rPr>
-            <w:color w:val="0000EE"/>
-            <w:u w:val="single"/>
-          </w:rPr>
-          <w:t>1:5</w:t>
-        </w:r>
-      </w:hyperlink>
+      <w:r>
+        <w:rPr>
+          <w:lang w:val="hi_IN" w:bidi="hi_IN"/>
+        </w:rPr>
+        <w:t>1:5</w:t>
+      </w:r>
       <w:r>
         <w:rPr>
           <w:lang w:val="hi_IN" w:bidi="hi_IN"/>
         </w:rPr>
         <w:t xml:space="preserve">, </w:t>
       </w:r>
-      <w:hyperlink r:id="rId51">
-        <w:r>
-          <w:rPr>
-            <w:lang w:val="hi_IN" w:bidi="hi_IN"/>
-          </w:rPr>
-          <w:rPr>
-            <w:color w:val="0000EE"/>
-            <w:u w:val="single"/>
-          </w:rPr>
-          <w:t>10</w:t>
-        </w:r>
-      </w:hyperlink>
+      <w:r>
+        <w:rPr>
+          <w:lang w:val="hi_IN" w:bidi="hi_IN"/>
+        </w:rPr>
+        <w:t>10</w:t>
+      </w:r>
       <w:r>
         <w:rPr>
           <w:lang w:val="hi_IN" w:bidi="hi_IN"/>
         </w:rPr>
         <w:t>)। वे परमेश्वर के अपने सन्तान हैं (</w:t>
       </w:r>
-      <w:hyperlink r:id="rId52">
-        <w:r>
-          <w:rPr>
-            <w:lang w:val="hi_IN" w:bidi="hi_IN"/>
-          </w:rPr>
-          <w:rPr>
-            <w:color w:val="0000EE"/>
-            <w:u w:val="single"/>
-          </w:rPr>
-          <w:t>1:14</w:t>
-        </w:r>
-      </w:hyperlink>
+      <w:r>
+        <w:rPr>
+          <w:lang w:val="hi_IN" w:bidi="hi_IN"/>
+        </w:rPr>
+        <w:t>1:14</w:t>
+      </w:r>
       <w:r>
         <w:rPr>
           <w:lang w:val="hi_IN" w:bidi="hi_IN"/>
@@ -1295,108 +1049,72 @@
         </w:rPr>
         <w:t xml:space="preserve"> है (</w:t>
       </w:r>
-      <w:hyperlink r:id="rId53">
-        <w:r>
-          <w:rPr>
-            <w:lang w:val="hi_IN" w:bidi="hi_IN"/>
-          </w:rPr>
-          <w:rPr>
-            <w:color w:val="0000EE"/>
-            <w:u w:val="single"/>
-          </w:rPr>
-          <w:t>1:23</w:t>
-        </w:r>
-      </w:hyperlink>
+      <w:r>
+        <w:rPr>
+          <w:lang w:val="hi_IN" w:bidi="hi_IN"/>
+        </w:rPr>
+        <w:t>1:23</w:t>
+      </w:r>
       <w:r>
         <w:rPr>
           <w:lang w:val="hi_IN" w:bidi="hi_IN"/>
         </w:rPr>
         <w:t>)। हम ही वे पत्थर हैं जिनका उपयोग परमेश्वर एक नया, आत्मिक मंदिर बनाने के लिए कर रहे है (</w:t>
       </w:r>
-      <w:hyperlink r:id="rId54">
-        <w:r>
-          <w:rPr>
-            <w:lang w:val="hi_IN" w:bidi="hi_IN"/>
-          </w:rPr>
-          <w:rPr>
-            <w:color w:val="0000EE"/>
-            <w:u w:val="single"/>
-          </w:rPr>
-          <w:t>2:5</w:t>
-        </w:r>
-      </w:hyperlink>
+      <w:r>
+        <w:rPr>
+          <w:lang w:val="hi_IN" w:bidi="hi_IN"/>
+        </w:rPr>
+        <w:t>2:5</w:t>
+      </w:r>
       <w:r>
         <w:rPr>
           <w:lang w:val="hi_IN" w:bidi="hi_IN"/>
         </w:rPr>
         <w:t>) और एक चुनी हुई प्रजा जो अंधकार से प्रकाश में बुलाई गई है (</w:t>
       </w:r>
-      <w:hyperlink r:id="rId55">
-        <w:r>
-          <w:rPr>
-            <w:lang w:val="hi_IN" w:bidi="hi_IN"/>
-          </w:rPr>
-          <w:rPr>
-            <w:color w:val="0000EE"/>
-            <w:u w:val="single"/>
-          </w:rPr>
-          <w:t>2:9–10</w:t>
-        </w:r>
-      </w:hyperlink>
+      <w:r>
+        <w:rPr>
+          <w:lang w:val="hi_IN" w:bidi="hi_IN"/>
+        </w:rPr>
+        <w:t>2:9–10</w:t>
+      </w:r>
       <w:r>
         <w:rPr>
           <w:lang w:val="hi_IN" w:bidi="hi_IN"/>
         </w:rPr>
         <w:t>)। क्योंकि वे इन सभी विशेषाधिकारों का आनंद लेते हैं, हम इस संसार में परदेशी और अजनबी बन गए हैं (</w:t>
       </w:r>
-      <w:hyperlink r:id="rId56">
-        <w:r>
-          <w:rPr>
-            <w:lang w:val="hi_IN" w:bidi="hi_IN"/>
-          </w:rPr>
-          <w:rPr>
-            <w:color w:val="0000EE"/>
-            <w:u w:val="single"/>
-          </w:rPr>
-          <w:t>1:1</w:t>
-        </w:r>
-      </w:hyperlink>
+      <w:r>
+        <w:rPr>
+          <w:lang w:val="hi_IN" w:bidi="hi_IN"/>
+        </w:rPr>
+        <w:t>1:1</w:t>
+      </w:r>
       <w:r>
         <w:rPr>
           <w:lang w:val="hi_IN" w:bidi="hi_IN"/>
         </w:rPr>
         <w:t xml:space="preserve">, </w:t>
       </w:r>
-      <w:hyperlink r:id="rId57">
-        <w:r>
-          <w:rPr>
-            <w:lang w:val="hi_IN" w:bidi="hi_IN"/>
-          </w:rPr>
-          <w:rPr>
-            <w:color w:val="0000EE"/>
-            <w:u w:val="single"/>
-          </w:rPr>
-          <w:t>17</w:t>
-        </w:r>
-      </w:hyperlink>
+      <w:r>
+        <w:rPr>
+          <w:lang w:val="hi_IN" w:bidi="hi_IN"/>
+        </w:rPr>
+        <w:t>17</w:t>
+      </w:r>
       <w:r>
         <w:rPr>
           <w:lang w:val="hi_IN" w:bidi="hi_IN"/>
         </w:rPr>
         <w:t xml:space="preserve">; </w:t>
       </w:r>
-      <w:hyperlink r:id="rId58">
-        <w:r>
-          <w:rPr>
-            <w:lang w:val="hi_IN" w:bidi="hi_IN"/>
-          </w:rPr>
-          <w:rPr>
-            <w:color w:val="0000EE"/>
-            <w:u w:val="single"/>
-          </w:rPr>
-          <w:t>2:12</w:t>
-        </w:r>
-      </w:hyperlink>
+      <w:r>
+        <w:rPr>
+          <w:lang w:val="hi_IN" w:bidi="hi_IN"/>
+        </w:rPr>
+        <w:t>2:12</w:t>
+      </w:r>
       <w:r>
         <w:rPr>
           <w:lang w:val="hi_IN" w:bidi="hi_IN"/>
@@ -1417,36 +1135,24 @@
         </w:rPr>
         <w:t>दूसरा मुख्य विचार यह है कि मसीही, जो परमेश्वर के लोग हैं, उन्हें एक ऐसी जीवनशैली अपनानी चाहिए जो स्वर्ग के मूल्यों को दर्शाती हो, न कि इस संसार के मूल्यों को। परमेश्वर के संतानों के रूप में, मसीहियों को अपने पिता की नकल करनी चाहिए और पवित्र बनना चाहिए, जैसा कि वह पवित्र हैं (</w:t>
       </w:r>
-      <w:hyperlink r:id="rId59">
-        <w:r>
-          <w:rPr>
-            <w:lang w:val="hi_IN" w:bidi="hi_IN"/>
-          </w:rPr>
-          <w:rPr>
-            <w:color w:val="0000EE"/>
-            <w:u w:val="single"/>
-          </w:rPr>
-          <w:t>1:15–16</w:t>
-        </w:r>
-      </w:hyperlink>
+      <w:r>
+        <w:rPr>
+          <w:lang w:val="hi_IN" w:bidi="hi_IN"/>
+        </w:rPr>
+        <w:t>1:15–16</w:t>
+      </w:r>
       <w:r>
         <w:rPr>
           <w:lang w:val="hi_IN" w:bidi="hi_IN"/>
         </w:rPr>
         <w:t>)। हमें एक-दूसरे से प्रेम करना चाहिए (</w:t>
       </w:r>
-      <w:hyperlink r:id="rId60">
-        <w:r>
-          <w:rPr>
-            <w:lang w:val="hi_IN" w:bidi="hi_IN"/>
-          </w:rPr>
-          <w:rPr>
-            <w:color w:val="0000EE"/>
-            <w:u w:val="single"/>
-          </w:rPr>
-          <w:t>1:22</w:t>
-        </w:r>
-      </w:hyperlink>
+      <w:r>
+        <w:rPr>
+          <w:lang w:val="hi_IN" w:bidi="hi_IN"/>
+        </w:rPr>
+        <w:t>1:22</w:t>
+      </w:r>
       <w:r>
         <w:rPr>
           <w:lang w:val="hi_IN" w:bidi="hi_IN"/>
@@ -1465,36 +1171,24 @@
         </w:rPr>
         <w:t>" कहकर संक्षेप में प्रस्तुत करते हैं, विशेषकर उन लोगों के लिए जो दुर्व्यवहार करते हैं और कठिनाई उत्पन्न करते हैं (</w:t>
       </w:r>
-      <w:hyperlink r:id="rId61">
-        <w:r>
-          <w:rPr>
-            <w:lang w:val="hi_IN" w:bidi="hi_IN"/>
-          </w:rPr>
-          <w:rPr>
-            <w:color w:val="0000EE"/>
-            <w:u w:val="single"/>
-          </w:rPr>
-          <w:t>3:16–17</w:t>
-        </w:r>
-      </w:hyperlink>
+      <w:r>
+        <w:rPr>
+          <w:lang w:val="hi_IN" w:bidi="hi_IN"/>
+        </w:rPr>
+        <w:t>3:16–17</w:t>
+      </w:r>
       <w:r>
         <w:rPr>
           <w:lang w:val="hi_IN" w:bidi="hi_IN"/>
         </w:rPr>
         <w:t xml:space="preserve">; </w:t>
       </w:r>
-      <w:hyperlink r:id="rId62">
-        <w:r>
-          <w:rPr>
-            <w:lang w:val="hi_IN" w:bidi="hi_IN"/>
-          </w:rPr>
-          <w:rPr>
-            <w:color w:val="0000EE"/>
-            <w:u w:val="single"/>
-          </w:rPr>
-          <w:t>4:19</w:t>
-        </w:r>
-      </w:hyperlink>
+      <w:r>
+        <w:rPr>
+          <w:lang w:val="hi_IN" w:bidi="hi_IN"/>
+        </w:rPr>
+        <w:t>4:19</w:t>
+      </w:r>
       <w:r>
         <w:rPr>
           <w:lang w:val="hi_IN" w:bidi="hi_IN"/>
@@ -1515,90 +1209,60 @@
         </w:rPr>
         <w:t>तीसरा मुख्य विचार यह है कि विश्वासी लोग मसीह के कारण पवित्र लोग बन गए हैं। यीशु की मृत्यु और पुनरुत्थान हमारी नई पहचान के लिए नींव प्रदान करते हैं (</w:t>
       </w:r>
-      <w:hyperlink r:id="rId63">
-        <w:r>
-          <w:rPr>
-            <w:lang w:val="hi_IN" w:bidi="hi_IN"/>
-          </w:rPr>
-          <w:rPr>
-            <w:color w:val="0000EE"/>
-            <w:u w:val="single"/>
-          </w:rPr>
-          <w:t>1:18–19</w:t>
-        </w:r>
-      </w:hyperlink>
+      <w:r>
+        <w:rPr>
+          <w:lang w:val="hi_IN" w:bidi="hi_IN"/>
+        </w:rPr>
+        <w:t>1:18–19</w:t>
+      </w:r>
       <w:r>
         <w:rPr>
           <w:lang w:val="hi_IN" w:bidi="hi_IN"/>
         </w:rPr>
         <w:t xml:space="preserve">; </w:t>
       </w:r>
-      <w:hyperlink r:id="rId64">
-        <w:r>
-          <w:rPr>
-            <w:lang w:val="hi_IN" w:bidi="hi_IN"/>
-          </w:rPr>
-          <w:rPr>
-            <w:color w:val="0000EE"/>
-            <w:u w:val="single"/>
-          </w:rPr>
-          <w:t>3:18</w:t>
-        </w:r>
-      </w:hyperlink>
+      <w:r>
+        <w:rPr>
+          <w:lang w:val="hi_IN" w:bidi="hi_IN"/>
+        </w:rPr>
+        <w:t>3:18</w:t>
+      </w:r>
       <w:r>
         <w:rPr>
           <w:lang w:val="hi_IN" w:bidi="hi_IN"/>
         </w:rPr>
         <w:t>) और दुष्ट शक्तियों पर उनकी विजय हमें आशा और आत्मविश्वास देती है (</w:t>
       </w:r>
-      <w:hyperlink r:id="rId19">
-        <w:r>
-          <w:rPr>
-            <w:lang w:val="hi_IN" w:bidi="hi_IN"/>
-          </w:rPr>
-          <w:rPr>
-            <w:color w:val="0000EE"/>
-            <w:u w:val="single"/>
-          </w:rPr>
-          <w:t>1:3–9</w:t>
-        </w:r>
-      </w:hyperlink>
+      <w:r>
+        <w:rPr>
+          <w:lang w:val="hi_IN" w:bidi="hi_IN"/>
+        </w:rPr>
+        <w:t>1:3–9</w:t>
+      </w:r>
       <w:r>
         <w:rPr>
           <w:lang w:val="hi_IN" w:bidi="hi_IN"/>
         </w:rPr>
         <w:t xml:space="preserve">; </w:t>
       </w:r>
-      <w:hyperlink r:id="rId65">
-        <w:r>
-          <w:rPr>
-            <w:lang w:val="hi_IN" w:bidi="hi_IN"/>
-          </w:rPr>
-          <w:rPr>
-            <w:color w:val="0000EE"/>
-            <w:u w:val="single"/>
-          </w:rPr>
-          <w:t>3:19–22</w:t>
-        </w:r>
-      </w:hyperlink>
+      <w:r>
+        <w:rPr>
+          <w:lang w:val="hi_IN" w:bidi="hi_IN"/>
+        </w:rPr>
+        <w:t>3:19–22</w:t>
+      </w:r>
       <w:r>
         <w:rPr>
           <w:lang w:val="hi_IN" w:bidi="hi_IN"/>
         </w:rPr>
         <w:t>)। मसीह ने हमारे उद्धार और हमारी पवित्रता के लिए ऊपाय किया है और हमें अनुकरण करने के लिए एक उदाहरण भी दिया है। मसीह ने आलोचना, सताव और यहाँ तक कि मृत्यु के समय भी विरोध नहीं किया (</w:t>
       </w:r>
-      <w:hyperlink r:id="rId66">
-        <w:r>
-          <w:rPr>
-            <w:lang w:val="hi_IN" w:bidi="hi_IN"/>
-          </w:rPr>
-          <w:rPr>
-            <w:color w:val="0000EE"/>
-            <w:u w:val="single"/>
-          </w:rPr>
-          <w:t>2:21–25</w:t>
-        </w:r>
-      </w:hyperlink>
+      <w:r>
+        <w:rPr>
+          <w:lang w:val="hi_IN" w:bidi="hi_IN"/>
+        </w:rPr>
+        <w:t>2:21–25</w:t>
+      </w:r>
       <w:r>
         <w:rPr>
           <w:lang w:val="hi_IN" w:bidi="hi_IN"/>
